--- a/nep/docx/003.content.docx
+++ b/nep/docx/003.content.docx
@@ -226,7 +226,6 @@
       </w:r>
       <w:r>
         <w:rPr>
-          <w:b/>
           <w:lang w:val="ne_NP" w:bidi="ne_NP"/>
         </w:rPr>
         <w:t>इस्राएली</w:t>
@@ -237,18 +236,12 @@
         </w:rPr>
         <w:t xml:space="preserve"> मानिसहरू बसोबास गर्ने क्षेत्रको नाम हो। यो नाम </w:t>
       </w:r>
-      <w:hyperlink r:id="rId13">
-        <w:r>
-          <w:rPr>
-            <w:lang w:val="ne_NP" w:bidi="ne_NP"/>
-          </w:rPr>
-          <w:rPr>
-            <w:color w:val="0000EE"/>
-            <w:u w:val="single"/>
-          </w:rPr>
-          <w:t>अब्राहामको</w:t>
-        </w:r>
-      </w:hyperlink>
+      <w:r>
+        <w:rPr>
+          <w:lang w:val="ne_NP" w:bidi="ne_NP"/>
+        </w:rPr>
+        <w:t>अब्राहामको</w:t>
+      </w:r>
       <w:r>
         <w:rPr>
           <w:lang w:val="ne_NP" w:bidi="ne_NP"/>
@@ -257,7 +250,6 @@
       </w:r>
       <w:r>
         <w:rPr>
-          <w:b/>
           <w:lang w:val="ne_NP" w:bidi="ne_NP"/>
         </w:rPr>
         <w:t>सन्तानलाई</w:t>
@@ -284,7 +276,6 @@
       </w:r>
       <w:r>
         <w:rPr>
-          <w:b/>
           <w:lang w:val="ne_NP" w:bidi="ne_NP"/>
         </w:rPr>
         <w:t>यहूदा</w:t>
@@ -367,7 +358,6 @@
       </w:r>
       <w:r>
         <w:rPr>
-          <w:b/>
           <w:lang w:val="ne_NP" w:bidi="ne_NP"/>
         </w:rPr>
         <w:t>यहूदी</w:t>
@@ -435,7 +425,6 @@
       </w:r>
       <w:r>
         <w:rPr>
-          <w:b/>
           <w:lang w:val="ne_NP" w:bidi="ne_NP"/>
         </w:rPr>
         <w:t>सन्तान</w:t>
@@ -446,72 +435,48 @@
         </w:rPr>
         <w:t xml:space="preserve"> हुन्। याकूबको हजुरबुबा </w:t>
       </w:r>
-      <w:hyperlink r:id="rId13">
-        <w:r>
-          <w:rPr>
-            <w:lang w:val="ne_NP" w:bidi="ne_NP"/>
-          </w:rPr>
-          <w:rPr>
-            <w:color w:val="0000EE"/>
-            <w:u w:val="single"/>
-          </w:rPr>
-          <w:t>अब्राहाम</w:t>
-        </w:r>
-      </w:hyperlink>
+      <w:r>
+        <w:rPr>
+          <w:lang w:val="ne_NP" w:bidi="ne_NP"/>
+        </w:rPr>
+        <w:t>अब्राहाम</w:t>
+      </w:r>
       <w:r>
         <w:rPr>
           <w:lang w:val="ne_NP" w:bidi="ne_NP"/>
         </w:rPr>
         <w:t xml:space="preserve">, येशूको जन्महुनु भन्दा लगभग २००० वर्ष अघिका मानिस थिए। जब अब्राहाम ७५ वर्षको थिए, परमेश्वरले उहाँसँग कुरा गर्नुभयो। परमेश्वरले उहाँलाई आफ्नो गृहदेश छोड्न, र परमेश्वरले उहाँलाई देखाउनु हुने ठाउँमा जान भन्नुभयो। परमेश्वरले भन्नु भयो कि उहाँले अब्राहामलाई आशीर्वाद दिनुहुनेछ, उहाँले उसबाट ठूलो </w:t>
       </w:r>
-      <w:hyperlink r:id="rId14">
-        <w:r>
-          <w:rPr>
-            <w:lang w:val="ne_NP" w:bidi="ne_NP"/>
-          </w:rPr>
-          <w:rPr>
-            <w:color w:val="0000EE"/>
-            <w:u w:val="single"/>
-          </w:rPr>
-          <w:t>जाति</w:t>
-        </w:r>
-      </w:hyperlink>
+      <w:r>
+        <w:rPr>
+          <w:lang w:val="ne_NP" w:bidi="ne_NP"/>
+        </w:rPr>
+        <w:t>जाति</w:t>
+      </w:r>
       <w:r>
         <w:rPr>
           <w:lang w:val="ne_NP" w:bidi="ne_NP"/>
         </w:rPr>
         <w:t xml:space="preserve"> बनाउनुहुनेछ, र परमेश्वरले अब्राहाम मार्फत संसारका सबै जातिहरूलाई </w:t>
       </w:r>
-      <w:hyperlink r:id="rId15">
-        <w:r>
-          <w:rPr>
-            <w:lang w:val="ne_NP" w:bidi="ne_NP"/>
-          </w:rPr>
-          <w:rPr>
-            <w:color w:val="0000EE"/>
-            <w:u w:val="single"/>
-          </w:rPr>
-          <w:t>आशीर्वाद</w:t>
-        </w:r>
-      </w:hyperlink>
+      <w:r>
+        <w:rPr>
+          <w:lang w:val="ne_NP" w:bidi="ne_NP"/>
+        </w:rPr>
+        <w:t>आशीर्वाद</w:t>
+      </w:r>
       <w:r>
         <w:rPr>
           <w:lang w:val="ne_NP" w:bidi="ne_NP"/>
         </w:rPr>
         <w:t xml:space="preserve"> दिनुहुनेछ। अब्राहामले परमेश्वरको आज्ञा पालन गरे र परमेश्वरले उनलाई त्यो समयमा </w:t>
       </w:r>
-      <w:hyperlink r:id="rId16">
-        <w:r>
-          <w:rPr>
-            <w:lang w:val="ne_NP" w:bidi="ne_NP"/>
-          </w:rPr>
-          <w:rPr>
-            <w:color w:val="0000EE"/>
-            <w:u w:val="single"/>
-          </w:rPr>
-          <w:t>कनान</w:t>
-        </w:r>
-      </w:hyperlink>
+      <w:r>
+        <w:rPr>
+          <w:lang w:val="ne_NP" w:bidi="ne_NP"/>
+        </w:rPr>
+        <w:t>कनान</w:t>
+      </w:r>
       <w:r>
         <w:rPr>
           <w:lang w:val="ne_NP" w:bidi="ne_NP"/>
@@ -546,18 +511,12 @@
         </w:rPr>
         <w:t xml:space="preserve">किनभने परमेश्वरले अब्राहाम र त्यसपछि इसहाक र याकूबलाई प्रतिज्ञा गर्नुभएको थियो, त्यसैले इस्राएलीहरू परमेश्वरको विशेष मानिसहरू थिए। परमेश्वरले तिनीहरूसँग </w:t>
       </w:r>
-      <w:hyperlink r:id="rId17">
-        <w:r>
-          <w:rPr>
-            <w:lang w:val="ne_NP" w:bidi="ne_NP"/>
-          </w:rPr>
-          <w:rPr>
-            <w:color w:val="0000EE"/>
-            <w:u w:val="single"/>
-          </w:rPr>
-          <w:t>करार</w:t>
-        </w:r>
-      </w:hyperlink>
+      <w:r>
+        <w:rPr>
+          <w:lang w:val="ne_NP" w:bidi="ne_NP"/>
+        </w:rPr>
+        <w:t>करार</w:t>
+      </w:r>
       <w:r>
         <w:rPr>
           <w:lang w:val="ne_NP" w:bidi="ne_NP"/>
@@ -566,7 +525,6 @@
       </w:r>
       <w:r>
         <w:rPr>
-          <w:b/>
           <w:lang w:val="ne_NP" w:bidi="ne_NP"/>
         </w:rPr>
         <w:t>आज्ञाहरू</w:t>
@@ -591,54 +549,36 @@
         </w:rPr>
         <w:t xml:space="preserve">इस्राएलीहरू बसोबास गर्ने भूमिलाई </w:t>
       </w:r>
-      <w:hyperlink r:id="rId18">
-        <w:r>
-          <w:rPr>
-            <w:lang w:val="ne_NP" w:bidi="ne_NP"/>
-          </w:rPr>
-          <w:rPr>
-            <w:color w:val="0000EE"/>
-            <w:u w:val="single"/>
-          </w:rPr>
-          <w:t>इस्राएल</w:t>
-        </w:r>
-      </w:hyperlink>
+      <w:r>
+        <w:rPr>
+          <w:lang w:val="ne_NP" w:bidi="ne_NP"/>
+        </w:rPr>
+        <w:t>इस्राएल</w:t>
+      </w:r>
       <w:r>
         <w:rPr>
           <w:lang w:val="ne_NP" w:bidi="ne_NP"/>
         </w:rPr>
         <w:t xml:space="preserve"> भनिन्थ्यो। यो भूमि इस्राएलको विभिन्न कुलहरूमा विभाजित थियो। पहिला, "न्यायकर्ताहरू" भनिने मानिसहरूले इस्राएलीहरूलाई शासन गरे। जब मानिसहरूले परमेश्वरलाई तिनीहरूलाई </w:t>
       </w:r>
-      <w:hyperlink r:id="rId19">
-        <w:r>
-          <w:rPr>
-            <w:lang w:val="ne_NP" w:bidi="ne_NP"/>
-          </w:rPr>
-          <w:rPr>
-            <w:color w:val="0000EE"/>
-            <w:u w:val="single"/>
-          </w:rPr>
-          <w:t>राजा</w:t>
-        </w:r>
-      </w:hyperlink>
+      <w:r>
+        <w:rPr>
+          <w:lang w:val="ne_NP" w:bidi="ne_NP"/>
+        </w:rPr>
+        <w:t>राजा</w:t>
+      </w:r>
       <w:r>
         <w:rPr>
           <w:lang w:val="ne_NP" w:bidi="ne_NP"/>
         </w:rPr>
         <w:t xml:space="preserve"> दिन आग्रह गरे, परमेश्वरले तिनीहरूलाई शासन गर्न राजा नियुक्त गर्नुभयो। सुरुमा यो राम्रो भयो, र राजा </w:t>
       </w:r>
-      <w:hyperlink r:id="rId20">
-        <w:r>
-          <w:rPr>
-            <w:lang w:val="ne_NP" w:bidi="ne_NP"/>
-          </w:rPr>
-          <w:rPr>
-            <w:color w:val="0000EE"/>
-            <w:u w:val="single"/>
-          </w:rPr>
-          <w:t>दाऊद</w:t>
-        </w:r>
-      </w:hyperlink>
+      <w:r>
+        <w:rPr>
+          <w:lang w:val="ne_NP" w:bidi="ne_NP"/>
+        </w:rPr>
+        <w:t>दाऊद</w:t>
+      </w:r>
       <w:r>
         <w:rPr>
           <w:lang w:val="ne_NP" w:bidi="ne_NP"/>
@@ -661,7 +601,6 @@
       </w:r>
       <w:r>
         <w:rPr>
-          <w:b/>
           <w:lang w:val="ne_NP" w:bidi="ne_NP"/>
         </w:rPr>
         <w:t>यहूदा</w:t>
@@ -672,18 +611,12 @@
         </w:rPr>
         <w:t xml:space="preserve"> भनियो। यसलाई यहूदा भनियो किनभने यहूदाको कुल दुई कुलहरू मध्ये सबैभन्दा ठूलो थियो जसले एकसाथ यो </w:t>
       </w:r>
-      <w:hyperlink r:id="rId21">
-        <w:r>
-          <w:rPr>
-            <w:lang w:val="ne_NP" w:bidi="ne_NP"/>
-          </w:rPr>
-          <w:rPr>
-            <w:color w:val="0000EE"/>
-            <w:u w:val="single"/>
-          </w:rPr>
-          <w:t>दक्षिणी</w:t>
-        </w:r>
-      </w:hyperlink>
+      <w:r>
+        <w:rPr>
+          <w:lang w:val="ne_NP" w:bidi="ne_NP"/>
+        </w:rPr>
+        <w:t>दक्षिणी</w:t>
+      </w:r>
       <w:r>
         <w:rPr>
           <w:lang w:val="ne_NP" w:bidi="ne_NP"/>
@@ -704,18 +637,12 @@
         </w:rPr>
         <w:t xml:space="preserve">प्रत्येक भागमा आफ्नै राजा थियो। अश्शूर </w:t>
       </w:r>
-      <w:hyperlink r:id="rId14">
-        <w:r>
-          <w:rPr>
-            <w:lang w:val="ne_NP" w:bidi="ne_NP"/>
-          </w:rPr>
-          <w:rPr>
-            <w:color w:val="0000EE"/>
-            <w:u w:val="single"/>
-          </w:rPr>
-          <w:t>राष्ट्रले</w:t>
-        </w:r>
-      </w:hyperlink>
+      <w:r>
+        <w:rPr>
+          <w:lang w:val="ne_NP" w:bidi="ne_NP"/>
+        </w:rPr>
+        <w:t>राष्ट्रले</w:t>
+      </w:r>
       <w:r>
         <w:rPr>
           <w:lang w:val="ne_NP" w:bidi="ne_NP"/>
@@ -736,18 +663,12 @@
         </w:rPr>
         <w:t xml:space="preserve">यहूदाको राज्य अलि बढी लामो समय सम्म रह्यो, तर केही वर्षपछि परमेश्वरले तिनीहरूलाई पनि तिनीहरूको अनाज्ञाकारिताले गर्दा दण्ड दिनुभयो। अर्को विदेशी जाति बाबेलवासीहरू आए र </w:t>
       </w:r>
-      <w:hyperlink r:id="rId22">
-        <w:r>
-          <w:rPr>
-            <w:lang w:val="ne_NP" w:bidi="ne_NP"/>
-          </w:rPr>
-          <w:rPr>
-            <w:color w:val="0000EE"/>
-            <w:u w:val="single"/>
-          </w:rPr>
-          <w:t>यरूशलेम</w:t>
-        </w:r>
-      </w:hyperlink>
+      <w:r>
+        <w:rPr>
+          <w:lang w:val="ne_NP" w:bidi="ne_NP"/>
+        </w:rPr>
+        <w:t>यरूशलेम</w:t>
+      </w:r>
       <w:r>
         <w:rPr>
           <w:lang w:val="ne_NP" w:bidi="ne_NP"/>
@@ -756,7 +677,6 @@
       </w:r>
       <w:r>
         <w:rPr>
-          <w:b/>
           <w:lang w:val="ne_NP" w:bidi="ne_NP"/>
         </w:rPr>
         <w:t>भनियो</w:t>
@@ -767,72 +687,48 @@
         </w:rPr>
         <w:t xml:space="preserve">, जसको अर्थ "यहूदाका मानिसहरू" हो। पछि, परमेश्वरले यहूदीहरूलाई यहूदामा फर्कन अनुमति दिनुभयो, जहाँ तिनीहरूले यरूशलेम शहर र </w:t>
       </w:r>
-      <w:hyperlink r:id="rId23">
-        <w:r>
-          <w:rPr>
-            <w:lang w:val="ne_NP" w:bidi="ne_NP"/>
-          </w:rPr>
-          <w:rPr>
-            <w:color w:val="0000EE"/>
-            <w:u w:val="single"/>
-          </w:rPr>
-          <w:t>मन्दिरलाई</w:t>
-        </w:r>
-      </w:hyperlink>
+      <w:r>
+        <w:rPr>
+          <w:lang w:val="ne_NP" w:bidi="ne_NP"/>
+        </w:rPr>
+        <w:t>मन्दिरलाई</w:t>
+      </w:r>
       <w:r>
         <w:rPr>
           <w:lang w:val="ne_NP" w:bidi="ne_NP"/>
         </w:rPr>
         <w:t xml:space="preserve"> पुन: निर्माण गरे। तर यहूदा फेरि कहिल्यै स्वतन्त्र राज्य हुने भएन। नयाँ नियमको समयमा, रोम नाम गरेको अर्को राष्ट्रले इस्राएलको क्षेत्रमा शासन गरिरहेको थियो। पहिलेको यहूदाको दक्षिणी राज्यलाई अब यसलाई </w:t>
       </w:r>
-      <w:hyperlink r:id="rId24">
-        <w:r>
-          <w:rPr>
-            <w:lang w:val="ne_NP" w:bidi="ne_NP"/>
-          </w:rPr>
-          <w:rPr>
-            <w:color w:val="0000EE"/>
-            <w:u w:val="single"/>
-          </w:rPr>
-          <w:t>यहूदा</w:t>
-        </w:r>
-      </w:hyperlink>
+      <w:r>
+        <w:rPr>
+          <w:lang w:val="ne_NP" w:bidi="ne_NP"/>
+        </w:rPr>
+        <w:t>यहूदा</w:t>
+      </w:r>
       <w:r>
         <w:rPr>
           <w:lang w:val="ne_NP" w:bidi="ne_NP"/>
         </w:rPr>
         <w:t xml:space="preserve"> रोमी प्रान्त भनियो। अब इस्राएलको उत्तरी राज्य भएको ठाउँ लगभग </w:t>
       </w:r>
-      <w:hyperlink r:id="rId25">
-        <w:r>
-          <w:rPr>
-            <w:lang w:val="ne_NP" w:bidi="ne_NP"/>
-          </w:rPr>
-          <w:rPr>
-            <w:color w:val="0000EE"/>
-            <w:u w:val="single"/>
-          </w:rPr>
-          <w:t>सामरिया</w:t>
-        </w:r>
-      </w:hyperlink>
+      <w:r>
+        <w:rPr>
+          <w:lang w:val="ne_NP" w:bidi="ne_NP"/>
+        </w:rPr>
+        <w:t>सामरिया</w:t>
+      </w:r>
       <w:r>
         <w:rPr>
           <w:lang w:val="ne_NP" w:bidi="ne_NP"/>
         </w:rPr>
         <w:t xml:space="preserve"> र </w:t>
       </w:r>
-      <w:hyperlink r:id="rId26">
-        <w:r>
-          <w:rPr>
-            <w:lang w:val="ne_NP" w:bidi="ne_NP"/>
-          </w:rPr>
-          <w:rPr>
-            <w:color w:val="0000EE"/>
-            <w:u w:val="single"/>
-          </w:rPr>
-          <w:t>गालीलको</w:t>
-        </w:r>
-      </w:hyperlink>
+      <w:r>
+        <w:rPr>
+          <w:lang w:val="ne_NP" w:bidi="ne_NP"/>
+        </w:rPr>
+        <w:t>गालीलको</w:t>
+      </w:r>
       <w:r>
         <w:rPr>
           <w:lang w:val="ne_NP" w:bidi="ne_NP"/>
